--- a/docs/Threat Model Proposal.docx
+++ b/docs/Threat Model Proposal.docx
@@ -158,18 +158,8 @@
                 <w:sz w:val="20"/>
                 <w:szCs w:val="20"/>
               </w:rPr>
-              <w:t xml:space="preserve">Monitoring: </w:t>
+              <w:t>Monitoring: Wazuh</w:t>
             </w:r>
-            <w:proofErr w:type="spellStart"/>
-            <w:r>
-              <w:rPr>
-                <w:b/>
-                <w:sz w:val="20"/>
-                <w:szCs w:val="20"/>
-              </w:rPr>
-              <w:t>Wazuh</w:t>
-            </w:r>
-            <w:proofErr w:type="spellEnd"/>
           </w:p>
         </w:tc>
       </w:tr>
@@ -320,14 +310,7 @@
           <w:sz w:val="20"/>
           <w:szCs w:val="20"/>
         </w:rPr>
-        <w:t xml:space="preserve">Ubuntu </w:t>
-      </w:r>
-      <w:r>
-        <w:rPr>
-          <w:sz w:val="20"/>
-          <w:szCs w:val="20"/>
-        </w:rPr>
-        <w:t xml:space="preserve">lab </w:t>
+        <w:t xml:space="preserve">Ubuntu lab </w:t>
       </w:r>
       <w:r>
         <w:rPr>
@@ -336,7 +319,6 @@
         </w:rPr>
         <w:t xml:space="preserve">target, Windows host and </w:t>
       </w:r>
-      <w:proofErr w:type="spellStart"/>
       <w:r>
         <w:rPr>
           <w:sz w:val="20"/>
@@ -344,7 +326,6 @@
         </w:rPr>
         <w:t>Wazuh</w:t>
       </w:r>
-      <w:proofErr w:type="spellEnd"/>
       <w:r>
         <w:rPr>
           <w:sz w:val="20"/>
@@ -470,14 +451,7 @@
           <w:sz w:val="20"/>
           <w:szCs w:val="20"/>
         </w:rPr>
-        <w:t xml:space="preserve"> </w:t>
-      </w:r>
-      <w:r>
-        <w:rPr>
-          <w:sz w:val="20"/>
-          <w:szCs w:val="20"/>
-        </w:rPr>
-        <w:t>ATT&amp;CK tactics.</w:t>
+        <w:t xml:space="preserve"> ATT&amp;CK tactics.</w:t>
       </w:r>
     </w:p>
     <w:p>
@@ -547,14 +521,7 @@
           <w:sz w:val="20"/>
           <w:szCs w:val="20"/>
         </w:rPr>
-        <w:t xml:space="preserve">Relevant to </w:t>
-      </w:r>
-      <w:r>
-        <w:rPr>
-          <w:sz w:val="20"/>
-          <w:szCs w:val="20"/>
-        </w:rPr>
-        <w:t>adversary testing and can be mapped to MITRE ATT&amp;CK.</w:t>
+        <w:t>Relevant to adversary testing and can be mapped to MITRE ATT&amp;CK.</w:t>
       </w:r>
     </w:p>
     <w:p>
@@ -589,23 +556,7 @@
           <w:sz w:val="20"/>
           <w:szCs w:val="20"/>
         </w:rPr>
-        <w:t xml:space="preserve"> what security events </w:t>
-      </w:r>
-      <w:proofErr w:type="spellStart"/>
-      <w:r>
-        <w:rPr>
-          <w:sz w:val="20"/>
-          <w:szCs w:val="20"/>
-        </w:rPr>
-        <w:t>Wazuh</w:t>
-      </w:r>
-      <w:proofErr w:type="spellEnd"/>
-      <w:r>
-        <w:rPr>
-          <w:sz w:val="20"/>
-          <w:szCs w:val="20"/>
-        </w:rPr>
-        <w:t xml:space="preserve"> records.</w:t>
+        <w:t xml:space="preserve"> what security events Wazuh records.</w:t>
       </w:r>
     </w:p>
     <w:p>
@@ -676,16 +627,7 @@
                 <w:sz w:val="20"/>
                 <w:szCs w:val="20"/>
               </w:rPr>
-              <w:t>T</w:t>
-            </w:r>
-            <w:r>
-              <w:rPr>
-                <w:b/>
-                <w:color w:val="FFFFFF"/>
-                <w:sz w:val="20"/>
-                <w:szCs w:val="20"/>
-              </w:rPr>
-              <w:t>echnique</w:t>
+              <w:t>Technique</w:t>
             </w:r>
           </w:p>
         </w:tc>
@@ -881,23 +823,7 @@
                 <w:sz w:val="20"/>
                 <w:szCs w:val="20"/>
               </w:rPr>
-              <w:t xml:space="preserve">whether Sysmon process events appear in </w:t>
-            </w:r>
-            <w:proofErr w:type="spellStart"/>
-            <w:r>
-              <w:rPr>
-                <w:sz w:val="20"/>
-                <w:szCs w:val="20"/>
-              </w:rPr>
-              <w:t>Wazuh</w:t>
-            </w:r>
-            <w:proofErr w:type="spellEnd"/>
-            <w:r>
-              <w:rPr>
-                <w:sz w:val="20"/>
-                <w:szCs w:val="20"/>
-              </w:rPr>
-              <w:t>.</w:t>
+              <w:t>whether Sysmon process events appear in Wazuh.</w:t>
             </w:r>
           </w:p>
         </w:tc>
@@ -1004,39 +930,7 @@
                 <w:sz w:val="20"/>
                 <w:szCs w:val="20"/>
               </w:rPr>
-              <w:t xml:space="preserve"> whether </w:t>
-            </w:r>
-            <w:proofErr w:type="spellStart"/>
-            <w:r>
-              <w:rPr>
-                <w:sz w:val="20"/>
-                <w:szCs w:val="20"/>
-              </w:rPr>
-              <w:t>auditd</w:t>
-            </w:r>
-            <w:proofErr w:type="spellEnd"/>
-            <w:r>
-              <w:rPr>
-                <w:sz w:val="20"/>
-                <w:szCs w:val="20"/>
-              </w:rPr>
-              <w:t xml:space="preserve"> events appear in </w:t>
-            </w:r>
-            <w:proofErr w:type="spellStart"/>
-            <w:r>
-              <w:rPr>
-                <w:sz w:val="20"/>
-                <w:szCs w:val="20"/>
-              </w:rPr>
-              <w:t>Wazuh</w:t>
-            </w:r>
-            <w:proofErr w:type="spellEnd"/>
-            <w:r>
-              <w:rPr>
-                <w:sz w:val="20"/>
-                <w:szCs w:val="20"/>
-              </w:rPr>
-              <w:t>.</w:t>
+              <w:t xml:space="preserve"> whether auditd events appear in Wazuh.</w:t>
             </w:r>
           </w:p>
         </w:tc>
@@ -1129,21 +1023,7 @@
                 <w:sz w:val="20"/>
                 <w:szCs w:val="20"/>
               </w:rPr>
-              <w:t xml:space="preserve">I will display basic operating-system information on the targets. </w:t>
-            </w:r>
-            <w:r>
-              <w:rPr>
-                <w:sz w:val="20"/>
-                <w:szCs w:val="20"/>
-              </w:rPr>
-              <w:t xml:space="preserve">Then, </w:t>
-            </w:r>
-            <w:r>
-              <w:rPr>
-                <w:sz w:val="20"/>
-                <w:szCs w:val="20"/>
-              </w:rPr>
-              <w:t>check whether the related command activity is recorded.</w:t>
+              <w:t>I will display basic operating-system information on the targets. Then, check whether the related command activity is recorded.</w:t>
             </w:r>
           </w:p>
         </w:tc>
@@ -1236,21 +1116,7 @@
                 <w:sz w:val="20"/>
                 <w:szCs w:val="20"/>
               </w:rPr>
-              <w:t>I will display the targets' local network settings.</w:t>
-            </w:r>
-            <w:r>
-              <w:rPr>
-                <w:sz w:val="20"/>
-                <w:szCs w:val="20"/>
-              </w:rPr>
-              <w:t xml:space="preserve"> Then, </w:t>
-            </w:r>
-            <w:r>
-              <w:rPr>
-                <w:sz w:val="20"/>
-                <w:szCs w:val="20"/>
-              </w:rPr>
-              <w:t>check which details are available in the collected logs.</w:t>
+              <w:t>I will display the targets' local network settings. Then, check which details are available in the collected logs.</w:t>
             </w:r>
           </w:p>
         </w:tc>
@@ -1350,28 +1216,7 @@
                 <w:sz w:val="20"/>
                 <w:szCs w:val="20"/>
               </w:rPr>
-              <w:t xml:space="preserve">I </w:t>
-            </w:r>
-            <w:r>
-              <w:rPr>
-                <w:sz w:val="20"/>
-                <w:szCs w:val="20"/>
-              </w:rPr>
-              <w:t xml:space="preserve">will display the current username on each target. </w:t>
-            </w:r>
-            <w:r>
-              <w:rPr>
-                <w:sz w:val="20"/>
-                <w:szCs w:val="20"/>
-              </w:rPr>
-              <w:t xml:space="preserve">Then, </w:t>
-            </w:r>
-            <w:r>
-              <w:rPr>
-                <w:sz w:val="20"/>
-                <w:szCs w:val="20"/>
-              </w:rPr>
-              <w:t>I will check whether the related process event is recorded.</w:t>
+              <w:t>I will display the current username on each target. Then, I will check whether the related process event is recorded.</w:t>
             </w:r>
           </w:p>
         </w:tc>
@@ -1464,37 +1309,7 @@
                 <w:sz w:val="20"/>
                 <w:szCs w:val="20"/>
               </w:rPr>
-              <w:t xml:space="preserve">I will list running processes on the targets. </w:t>
-            </w:r>
-            <w:r>
-              <w:rPr>
-                <w:sz w:val="20"/>
-                <w:szCs w:val="20"/>
-              </w:rPr>
-              <w:t xml:space="preserve">Then, </w:t>
-            </w:r>
-            <w:r>
-              <w:rPr>
-                <w:sz w:val="20"/>
-                <w:szCs w:val="20"/>
-              </w:rPr>
-              <w:t xml:space="preserve">check whether the command activity appears in </w:t>
-            </w:r>
-            <w:proofErr w:type="spellStart"/>
-            <w:r>
-              <w:rPr>
-                <w:sz w:val="20"/>
-                <w:szCs w:val="20"/>
-              </w:rPr>
-              <w:t>Wazuh</w:t>
-            </w:r>
-            <w:proofErr w:type="spellEnd"/>
-            <w:r>
-              <w:rPr>
-                <w:sz w:val="20"/>
-                <w:szCs w:val="20"/>
-              </w:rPr>
-              <w:t>.</w:t>
+              <w:t>I will list running processes on the targets. Then, check whether the command activity appears in Wazuh.</w:t>
             </w:r>
           </w:p>
         </w:tc>
@@ -1587,21 +1402,7 @@
                 <w:sz w:val="20"/>
                 <w:szCs w:val="20"/>
               </w:rPr>
-              <w:t xml:space="preserve">I will display current network connections on the targets. </w:t>
-            </w:r>
-            <w:r>
-              <w:rPr>
-                <w:sz w:val="20"/>
-                <w:szCs w:val="20"/>
-              </w:rPr>
-              <w:t xml:space="preserve">Then, </w:t>
-            </w:r>
-            <w:r>
-              <w:rPr>
-                <w:sz w:val="20"/>
-                <w:szCs w:val="20"/>
-              </w:rPr>
-              <w:t>check whether the command is recorded, noting that process logs may not capture all connection details.</w:t>
+              <w:t>I will display current network connections on the targets. Then, check whether the command is recorded, noting that process logs may not capture all connection details.</w:t>
             </w:r>
           </w:p>
         </w:tc>
@@ -1628,14 +1429,7 @@
                 <w:sz w:val="20"/>
                 <w:szCs w:val="20"/>
               </w:rPr>
-              <w:t>T1087.001 — Local Accoun</w:t>
-            </w:r>
-            <w:r>
-              <w:rPr>
-                <w:sz w:val="20"/>
-                <w:szCs w:val="20"/>
-              </w:rPr>
-              <w:t>t</w:t>
+              <w:t>T1087.001 — Local Account</w:t>
             </w:r>
           </w:p>
         </w:tc>
@@ -1701,37 +1495,7 @@
                 <w:sz w:val="20"/>
                 <w:szCs w:val="20"/>
               </w:rPr>
-              <w:t xml:space="preserve">I will use a read-only command to list local accounts on Windows. </w:t>
-            </w:r>
-            <w:r>
-              <w:rPr>
-                <w:sz w:val="20"/>
-                <w:szCs w:val="20"/>
-              </w:rPr>
-              <w:t xml:space="preserve">Then, </w:t>
-            </w:r>
-            <w:r>
-              <w:rPr>
-                <w:sz w:val="20"/>
-                <w:szCs w:val="20"/>
-              </w:rPr>
-              <w:t xml:space="preserve">check what event details </w:t>
-            </w:r>
-            <w:proofErr w:type="spellStart"/>
-            <w:r>
-              <w:rPr>
-                <w:sz w:val="20"/>
-                <w:szCs w:val="20"/>
-              </w:rPr>
-              <w:t>Wazuh</w:t>
-            </w:r>
-            <w:proofErr w:type="spellEnd"/>
-            <w:r>
-              <w:rPr>
-                <w:sz w:val="20"/>
-                <w:szCs w:val="20"/>
-              </w:rPr>
-              <w:t xml:space="preserve"> collects for the command.</w:t>
+              <w:t>I will use a read-only command to list local accounts on Windows. Then, check what event details Wazuh collects for the command.</w:t>
             </w:r>
           </w:p>
         </w:tc>
@@ -1825,21 +1589,7 @@
                 <w:sz w:val="20"/>
                 <w:szCs w:val="20"/>
               </w:rPr>
-              <w:t xml:space="preserve">I will use a harmless test file to represent local data. </w:t>
-            </w:r>
-            <w:r>
-              <w:rPr>
-                <w:sz w:val="20"/>
-                <w:szCs w:val="20"/>
-              </w:rPr>
-              <w:t>Then,</w:t>
-            </w:r>
-            <w:r>
-              <w:rPr>
-                <w:sz w:val="20"/>
-                <w:szCs w:val="20"/>
-              </w:rPr>
-              <w:t xml:space="preserve"> check whether file access is logged, and add file auditing if needed.</w:t>
+              <w:t>I will use a harmless test file to represent local data. Then, check whether file access is logged, and add file auditing if needed.</w:t>
             </w:r>
           </w:p>
         </w:tc>
@@ -1868,7 +1618,6 @@
               </w:rPr>
               <w:t xml:space="preserve">T1552.001 — Credentials </w:t>
             </w:r>
-            <w:proofErr w:type="gramStart"/>
             <w:r>
               <w:rPr>
                 <w:sz w:val="20"/>
@@ -1876,7 +1625,6 @@
               </w:rPr>
               <w:t>In</w:t>
             </w:r>
-            <w:proofErr w:type="gramEnd"/>
             <w:r>
               <w:rPr>
                 <w:sz w:val="20"/>
@@ -2055,21 +1803,7 @@
                 <w:sz w:val="20"/>
                 <w:szCs w:val="20"/>
               </w:rPr>
-              <w:t>I will test using a harmless item in a controlled startup folder.</w:t>
-            </w:r>
-            <w:r>
-              <w:rPr>
-                <w:sz w:val="20"/>
-                <w:szCs w:val="20"/>
-              </w:rPr>
-              <w:t xml:space="preserve"> Then, </w:t>
-            </w:r>
-            <w:r>
-              <w:rPr>
-                <w:sz w:val="20"/>
-                <w:szCs w:val="20"/>
-              </w:rPr>
-              <w:t>remove it afterwards and check whether the change is logged.</w:t>
+              <w:t>I will test using a harmless item in a controlled startup folder. Then, remove it afterwards and check whether the change is logged.</w:t>
             </w:r>
           </w:p>
         </w:tc>
@@ -2187,13 +1921,7 @@
         <w:pStyle w:val="Heading1"/>
       </w:pPr>
       <w:r>
-        <w:t xml:space="preserve">4. </w:t>
-      </w:r>
-      <w:r>
-        <w:t>Alternative</w:t>
-      </w:r>
-      <w:r>
-        <w:t>s</w:t>
+        <w:t>4. Alternatives</w:t>
       </w:r>
       <w:r>
         <w:t xml:space="preserve"> not selected</w:t>
@@ -2361,14 +2089,7 @@
                 <w:sz w:val="20"/>
                 <w:szCs w:val="20"/>
               </w:rPr>
-              <w:t xml:space="preserve">Requires </w:t>
-            </w:r>
-            <w:r>
-              <w:rPr>
-                <w:sz w:val="20"/>
-                <w:szCs w:val="20"/>
-              </w:rPr>
-              <w:t>extra remote-access setup and testing between systems.</w:t>
+              <w:t>Requires extra remote-access setup and testing between systems.</w:t>
             </w:r>
           </w:p>
         </w:tc>
@@ -2483,10 +2204,7 @@
         <w:pStyle w:val="Heading1"/>
       </w:pPr>
       <w:r>
-        <w:t>6</w:t>
-      </w:r>
-      <w:r>
-        <w:t xml:space="preserve">. </w:t>
+        <w:t xml:space="preserve">6. </w:t>
       </w:r>
       <w:r>
         <w:t>Safety and detection notes</w:t>
@@ -2494,127 +2212,9 @@
     </w:p>
     <w:p>
       <w:r>
-        <w:t xml:space="preserve">All tests will stay inside the authorised lab and use harmless commands, fake credentials and disposable files. I will not use live malware, real credentials, personal data, public systems or external networks. </w:t>
-      </w:r>
-      <w:proofErr w:type="spellStart"/>
-      <w:r>
-        <w:t>Wazuh</w:t>
-      </w:r>
-      <w:proofErr w:type="spellEnd"/>
-      <w:r>
-        <w:t xml:space="preserve"> has already received Ubuntu audit process events and Windows Sysmon process-creation events. File access, deletion and startup changes may need extra logging or rules, so I will verify their detection during testing.</w:t>
+        <w:t>All tests will stay inside the authorised lab and use harmless commands, fake credentials and disposable files. I will not use live malware, real credentials, personal data, public systems or external networks. Wazuh has already received Ubuntu audit process events and Windows Sysmon process-creation events. File access, deletion and startup changes may need extra logging or rules, so I will verify their detection during testing.</w:t>
       </w:r>
     </w:p>
-    <w:p>
-      <w:pPr>
-        <w:pStyle w:val="Heading1"/>
-      </w:pPr>
-      <w:r>
-        <w:t>7. Supervisor Review</w:t>
-      </w:r>
-    </w:p>
-    <w:tbl>
-      <w:tblPr>
-        <w:tblStyle w:val="TableGrid"/>
-        <w:tblW w:w="0" w:type="auto"/>
-        <w:tblLook w:val="04A0" w:firstRow="1" w:lastRow="0" w:firstColumn="1" w:lastColumn="0" w:noHBand="0" w:noVBand="1"/>
-      </w:tblPr>
-      <w:tblGrid>
-        <w:gridCol w:w="5112"/>
-        <w:gridCol w:w="5112"/>
-      </w:tblGrid>
-      <w:tr>
-        <w:tc>
-          <w:tcPr>
-            <w:tcW w:w="5112" w:type="dxa"/>
-          </w:tcPr>
-          <w:p>
-            <w:pPr>
-              <w:rPr>
-                <w:sz w:val="20"/>
-                <w:szCs w:val="20"/>
-              </w:rPr>
-            </w:pPr>
-            <w:r>
-              <w:rPr>
-                <w:sz w:val="20"/>
-                <w:szCs w:val="20"/>
-              </w:rPr>
-              <w:t>Review outcome</w:t>
-            </w:r>
-          </w:p>
-        </w:tc>
-        <w:tc>
-          <w:tcPr>
-            <w:tcW w:w="5112" w:type="dxa"/>
-          </w:tcPr>
-          <w:p>
-            <w:pPr>
-              <w:rPr>
-                <w:sz w:val="20"/>
-                <w:szCs w:val="20"/>
-              </w:rPr>
-            </w:pPr>
-            <w:r>
-              <w:rPr>
-                <w:sz w:val="20"/>
-                <w:szCs w:val="20"/>
-              </w:rPr>
-              <w:t>[Pending / Accepted / Changes requested]</w:t>
-            </w:r>
-          </w:p>
-        </w:tc>
-      </w:tr>
-      <w:tr>
-        <w:tc>
-          <w:tcPr>
-            <w:tcW w:w="5112" w:type="dxa"/>
-          </w:tcPr>
-          <w:p>
-            <w:pPr>
-              <w:rPr>
-                <w:sz w:val="20"/>
-                <w:szCs w:val="20"/>
-              </w:rPr>
-            </w:pPr>
-            <w:r>
-              <w:rPr>
-                <w:sz w:val="20"/>
-                <w:szCs w:val="20"/>
-              </w:rPr>
-              <w:t>Comments and date</w:t>
-            </w:r>
-          </w:p>
-        </w:tc>
-        <w:tc>
-          <w:tcPr>
-            <w:tcW w:w="5112" w:type="dxa"/>
-          </w:tcPr>
-          <w:p>
-            <w:pPr>
-              <w:rPr>
-                <w:sz w:val="20"/>
-                <w:szCs w:val="20"/>
-              </w:rPr>
-            </w:pPr>
-            <w:r>
-              <w:rPr>
-                <w:sz w:val="20"/>
-                <w:szCs w:val="20"/>
-              </w:rPr>
-              <w:t>[</w:t>
-            </w:r>
-            <w:r>
-              <w:rPr>
-                <w:sz w:val="20"/>
-                <w:szCs w:val="20"/>
-              </w:rPr>
-              <w:t>review]</w:t>
-            </w:r>
-          </w:p>
-        </w:tc>
-      </w:tr>
-    </w:tbl>
     <w:p>
       <w:pPr>
         <w:pStyle w:val="Heading1"/>
@@ -3896,6 +3496,7 @@
   <w:style w:type="character" w:default="1" w:styleId="DefaultParagraphFont">
     <w:name w:val="Default Paragraph Font"/>
     <w:uiPriority w:val="1"/>
+    <w:semiHidden/>
     <w:unhideWhenUsed/>
   </w:style>
   <w:style w:type="table" w:default="1" w:styleId="TableNormal">
